--- a/showcase/out/Модернизация_сети_накопителей.docx
+++ b/showcase/out/Модернизация_сети_накопителей.docx
@@ -835,6 +835,7 @@
           <w:numId w:val="2"/>
         </w:numPr>
         <w:spacing w:line="360"/>
+        <w:jc w:val="both"/>
       </w:pPr>
       <w:r>
         <w:rPr>
@@ -854,6 +855,7 @@
           <w:numId w:val="2"/>
         </w:numPr>
         <w:spacing w:line="360"/>
+        <w:jc w:val="both"/>
       </w:pPr>
       <w:r>
         <w:rPr>
@@ -873,6 +875,7 @@
           <w:numId w:val="2"/>
         </w:numPr>
         <w:spacing w:line="360"/>
+        <w:jc w:val="both"/>
       </w:pPr>
       <w:commentRangeStart w:id="2"/>
       <w:r>
@@ -897,6 +900,7 @@
           <w:numId w:val="2"/>
         </w:numPr>
         <w:spacing w:line="360"/>
+        <w:jc w:val="both"/>
       </w:pPr>
       <w:r>
         <w:rPr>
@@ -3195,22 +3199,17 @@
     <w:p>
       <w:pPr>
         <w:spacing w:line="360"/>
-        <w:ind w:left="709"/>
-      </w:pPr>
-      <w:sdt>
-        <w:sdtPr>
-          <w14:checkbox>
-            <w14:checked w14:val="1"/>
-            <w14:checkedState w14:val="2612" w14:font="MS Gothic"/>
-            <w14:uncheckedState w14:val="2610" w14:font="MS Gothic"/>
-          </w14:checkbox>
-        </w:sdtPr>
-        <w:sdtContent>
-          <w:r>
-            <w:sym w:char="2612" w:font="MS Gothic"/>
-          </w:r>
-        </w:sdtContent>
-      </w:sdt>
+        <w:ind w:firstLine="709"/>
+      </w:pPr>
+      <w:r>
+        <w:rPr>
+          <w:rFonts w:ascii="Segoe UI Symbol" w:cs="Segoe UI Symbol" w:hAnsi="Segoe UI Symbol"/>
+          <w:color w:val="000000"/>
+          <w:sz w:val="28"/>
+          <w:szCs w:val="28"/>
+        </w:rPr>
+        <w:t xml:space="preserve">☒</w:t>
+      </w:r>
       <w:r>
         <w:rPr>
           <w:rFonts w:ascii="Tinos" w:cs="Tinos" w:eastAsia="Tinos" w:hAnsi="Tinos"/>
@@ -3224,22 +3223,17 @@
     <w:p>
       <w:pPr>
         <w:spacing w:line="360"/>
-        <w:ind w:left="709"/>
-      </w:pPr>
-      <w:sdt>
-        <w:sdtPr>
-          <w14:checkbox>
-            <w14:checked w14:val="1"/>
-            <w14:checkedState w14:val="2612" w14:font="MS Gothic"/>
-            <w14:uncheckedState w14:val="2610" w14:font="MS Gothic"/>
-          </w14:checkbox>
-        </w:sdtPr>
-        <w:sdtContent>
-          <w:r>
-            <w:sym w:char="2612" w:font="MS Gothic"/>
-          </w:r>
-        </w:sdtContent>
-      </w:sdt>
+        <w:ind w:firstLine="709"/>
+      </w:pPr>
+      <w:r>
+        <w:rPr>
+          <w:rFonts w:ascii="Segoe UI Symbol" w:cs="Segoe UI Symbol" w:hAnsi="Segoe UI Symbol"/>
+          <w:color w:val="000000"/>
+          <w:sz w:val="28"/>
+          <w:szCs w:val="28"/>
+        </w:rPr>
+        <w:t xml:space="preserve">☒</w:t>
+      </w:r>
       <w:r>
         <w:rPr>
           <w:rFonts w:ascii="Tinos" w:cs="Tinos" w:eastAsia="Tinos" w:hAnsi="Tinos"/>
@@ -3253,22 +3247,17 @@
     <w:p>
       <w:pPr>
         <w:spacing w:line="360"/>
-        <w:ind w:left="709"/>
-      </w:pPr>
-      <w:sdt>
-        <w:sdtPr>
-          <w14:checkbox>
-            <w14:checked w14:val="0"/>
-            <w14:checkedState w14:val="2612" w14:font="MS Gothic"/>
-            <w14:uncheckedState w14:val="2610" w14:font="MS Gothic"/>
-          </w14:checkbox>
-        </w:sdtPr>
-        <w:sdtContent>
-          <w:r>
-            <w:sym w:char="2610" w:font="MS Gothic"/>
-          </w:r>
-        </w:sdtContent>
-      </w:sdt>
+        <w:ind w:firstLine="709"/>
+      </w:pPr>
+      <w:r>
+        <w:rPr>
+          <w:rFonts w:ascii="Segoe UI Symbol" w:cs="Segoe UI Symbol" w:hAnsi="Segoe UI Symbol"/>
+          <w:color w:val="000000"/>
+          <w:sz w:val="28"/>
+          <w:szCs w:val="28"/>
+        </w:rPr>
+        <w:t xml:space="preserve">☐</w:t>
+      </w:r>
       <w:r>
         <w:rPr>
           <w:rFonts w:ascii="Tinos" w:cs="Tinos" w:eastAsia="Tinos" w:hAnsi="Tinos"/>
@@ -3282,22 +3271,17 @@
     <w:p>
       <w:pPr>
         <w:spacing w:line="360"/>
-        <w:ind w:left="709"/>
-      </w:pPr>
-      <w:sdt>
-        <w:sdtPr>
-          <w14:checkbox>
-            <w14:checked w14:val="0"/>
-            <w14:checkedState w14:val="2612" w14:font="MS Gothic"/>
-            <w14:uncheckedState w14:val="2610" w14:font="MS Gothic"/>
-          </w14:checkbox>
-        </w:sdtPr>
-        <w:sdtContent>
-          <w:r>
-            <w:sym w:char="2610" w:font="MS Gothic"/>
-          </w:r>
-        </w:sdtContent>
-      </w:sdt>
+        <w:ind w:firstLine="709"/>
+      </w:pPr>
+      <w:r>
+        <w:rPr>
+          <w:rFonts w:ascii="Segoe UI Symbol" w:cs="Segoe UI Symbol" w:hAnsi="Segoe UI Symbol"/>
+          <w:color w:val="000000"/>
+          <w:sz w:val="28"/>
+          <w:szCs w:val="28"/>
+        </w:rPr>
+        <w:t xml:space="preserve">☐</w:t>
+      </w:r>
       <w:r>
         <w:rPr>
           <w:rFonts w:ascii="Tinos" w:cs="Tinos" w:eastAsia="Tinos" w:hAnsi="Tinos"/>
@@ -3375,7 +3359,7 @@
         </w:rPr>
         <w:t xml:space="preserve">Нормативные требования к оформлению организационно-распорядительной документации приведены на </w:t>
       </w:r>
-      <w:hyperlink w:history="1" r:id="rId8w8sr2sfnvqis5tkwiwpg">
+      <w:hyperlink w:history="1" r:id="rIdqldgltjhtrvxtqm2icdkh">
         <w:r>
           <w:rPr>
             <w:rFonts w:ascii="Tinos" w:cs="Tinos" w:eastAsia="Tinos" w:hAnsi="Tinos"/>
@@ -5316,7 +5300,9 @@
       <w:lvlText w:val="%1)"/>
       <w:lvlJc w:val="left"/>
       <w:pPr>
-        <w:ind w:left="1109" w:hanging="400"/>
+        <w:spacing w:after="0" w:before="0" w:line="360"/>
+        <w:ind w:left="1069" w:hanging="360"/>
+        <w:jc w:val="both"/>
       </w:pPr>
     </w:lvl>
     <w:lvl w:ilvl="1" w15:tentative="1">
@@ -5325,7 +5311,9 @@
       <w:lvlText w:val="%2)"/>
       <w:lvlJc w:val="left"/>
       <w:pPr>
-        <w:ind w:left="1509" w:hanging="400"/>
+        <w:spacing w:after="0" w:before="0" w:line="360"/>
+        <w:ind w:left="1429" w:hanging="360"/>
+        <w:jc w:val="both"/>
       </w:pPr>
     </w:lvl>
   </w:abstractNum>
@@ -5337,7 +5325,9 @@
       <w:lvlText w:val="—"/>
       <w:lvlJc w:val="left"/>
       <w:pPr>
-        <w:ind w:left="1109" w:hanging="400"/>
+        <w:spacing w:after="0" w:before="0" w:line="360"/>
+        <w:ind w:left="1069" w:hanging="360"/>
+        <w:jc w:val="both"/>
       </w:pPr>
     </w:lvl>
   </w:abstractNum>

--- a/showcase/out/Модернизация_сети_накопителей.docx
+++ b/showcase/out/Модернизация_сети_накопителей.docx
@@ -3359,7 +3359,7 @@
         </w:rPr>
         <w:t xml:space="preserve">Нормативные требования к оформлению организационно-распорядительной документации приведены на </w:t>
       </w:r>
-      <w:hyperlink w:history="1" r:id="rIdqldgltjhtrvxtqm2icdkh">
+      <w:hyperlink w:history="1" r:id="rIdf-nrpkyszkwtldw5nopzw">
         <w:r>
           <w:rPr>
             <w:rFonts w:ascii="Tinos" w:cs="Tinos" w:eastAsia="Tinos" w:hAnsi="Tinos"/>

--- a/showcase/out/Модернизация_сети_накопителей.docx
+++ b/showcase/out/Модернизация_сети_накопителей.docx
@@ -3359,7 +3359,7 @@
         </w:rPr>
         <w:t xml:space="preserve">Нормативные требования к оформлению организационно-распорядительной документации приведены на </w:t>
       </w:r>
-      <w:hyperlink w:history="1" r:id="rIdf-nrpkyszkwtldw5nopzw">
+      <w:hyperlink w:history="1" r:id="rIdyw_nv6xteun015yjahowj">
         <w:r>
           <w:rPr>
             <w:rFonts w:ascii="Tinos" w:cs="Tinos" w:eastAsia="Tinos" w:hAnsi="Tinos"/>
